--- a/reports/MLOps_Assignment1_Report.docx
+++ b/reports/MLOps_Assignment1_Report.docx
@@ -426,21 +426,7 @@
         <w:rPr>
           <w:lang w:val="en-IN"/>
         </w:rPr>
-        <w:t xml:space="preserve"> (</w:t>
-      </w:r>
-      <w:proofErr w:type="spellStart"/>
-      <w:r>
-        <w:rPr>
-          <w:lang w:val="en-IN"/>
-        </w:rPr>
-        <w:t>Github</w:t>
-      </w:r>
-      <w:proofErr w:type="spellEnd"/>
-      <w:r>
-        <w:rPr>
-          <w:lang w:val="en-IN"/>
-        </w:rPr>
-        <w:t>)</w:t>
+        <w:t xml:space="preserve"> (Github)</w:t>
       </w:r>
       <w:r>
         <w:rPr>
@@ -485,21 +471,7 @@
         <w:rPr>
           <w:lang w:val="en-IN"/>
         </w:rPr>
-        <w:t xml:space="preserve"> (</w:t>
-      </w:r>
-      <w:proofErr w:type="spellStart"/>
-      <w:r>
-        <w:rPr>
-          <w:lang w:val="en-IN"/>
-        </w:rPr>
-        <w:t>Gdrive</w:t>
-      </w:r>
-      <w:proofErr w:type="spellEnd"/>
-      <w:r>
-        <w:rPr>
-          <w:lang w:val="en-IN"/>
-        </w:rPr>
-        <w:t>)</w:t>
+        <w:t xml:space="preserve"> (Gdrive)</w:t>
       </w:r>
       <w:r>
         <w:rPr>
@@ -891,6 +863,46 @@
         </w:rPr>
         <w:t>2. Setup / install instructions</w:t>
       </w:r>
+    </w:p>
+    <w:p>
+      <w:pPr>
+        <w:shd w:val="clear" w:color="auto" w:fill="F2F2F2"/>
+        <w:ind w:left="432"/>
+        <w:rPr>
+          <w:rFonts w:ascii="Consolas" w:hAnsi="Consolas" w:cs="Consolas"/>
+          <w:sz w:val="18"/>
+        </w:rPr>
+      </w:pPr>
+      <w:r>
+        <w:rPr>
+          <w:rFonts w:ascii="Consolas" w:hAnsi="Consolas" w:cs="Consolas"/>
+          <w:sz w:val="18"/>
+        </w:rPr>
+        <w:t>git clone https://github.com/</w:t>
+      </w:r>
+      <w:r>
+        <w:rPr>
+          <w:rFonts w:cs="Calibri"/>
+        </w:rPr>
+        <w:t xml:space="preserve"> </w:t>
+      </w:r>
+      <w:hyperlink r:id="rId6" w:history="1">
+        <w:r>
+          <w:rPr>
+            <w:rStyle w:val="Hyperlink"/>
+            <w:rFonts w:cs="Calibri"/>
+          </w:rPr>
+          <w:t>https://github.com/is-zen-genius/mlops_assignment_1</w:t>
+        </w:r>
+        <w:r>
+          <w:rPr>
+            <w:rStyle w:val="Hyperlink"/>
+            <w:rFonts w:ascii="Consolas" w:hAnsi="Consolas" w:cs="Consolas"/>
+            <w:sz w:val="18"/>
+          </w:rPr>
+          <w:t>.git</w:t>
+        </w:r>
+      </w:hyperlink>
     </w:p>
     <w:p>
       <w:pPr>
@@ -898,21 +910,21 @@
         <w:ind w:left="432"/>
       </w:pPr>
       <w:r>
+        <w:br/>
+      </w:r>
+      <w:r>
         <w:rPr>
           <w:rFonts w:ascii="Consolas" w:hAnsi="Consolas" w:cs="Consolas"/>
           <w:sz w:val="18"/>
         </w:rPr>
-        <w:t>git clone https://github.com/&lt;your-username&gt;/&lt;your-repo&gt;.git</w:t>
-      </w:r>
-      <w:r>
-        <w:br/>
+        <w:t xml:space="preserve">cd </w:t>
       </w:r>
       <w:r>
         <w:rPr>
           <w:rFonts w:ascii="Consolas" w:hAnsi="Consolas" w:cs="Consolas"/>
           <w:sz w:val="18"/>
         </w:rPr>
-        <w:t>cd &lt;your-repo&gt;</w:t>
+        <w:t>mlops_assignment_1</w:t>
       </w:r>
       <w:r>
         <w:br/>
@@ -1029,6 +1041,7 @@
           <w:rFonts w:ascii="Consolas" w:hAnsi="Consolas" w:cs="Consolas"/>
           <w:sz w:val="18"/>
         </w:rPr>
+        <w:lastRenderedPageBreak/>
         <w:t xml:space="preserve">  &amp;&amp; python src/package_model.py \</w:t>
       </w:r>
       <w:r>
@@ -1047,7 +1060,6 @@
         <w:rPr>
           <w:rFonts w:cs="Calibri"/>
         </w:rPr>
-        <w:lastRenderedPageBreak/>
         <w:t>Run the API locally without Docker:</w:t>
       </w:r>
     </w:p>
@@ -1290,7 +1302,7 @@
       </w:r>
     </w:p>
     <w:p>
-      <w:hyperlink r:id="rId6">
+      <w:hyperlink r:id="rId7">
         <w:r>
           <w:rPr>
             <w:rFonts w:cs="Calibri"/>
@@ -1547,6 +1559,7 @@
         <w:rPr>
           <w:rFonts w:cs="Calibri"/>
         </w:rPr>
+        <w:lastRenderedPageBreak/>
         <w:t>monotonically with more vessels coloured, so it's scaled as a numeric feature instead.</w:t>
       </w:r>
     </w:p>
@@ -1558,7 +1571,6 @@
         <w:rPr>
           <w:noProof/>
         </w:rPr>
-        <w:lastRenderedPageBreak/>
         <w:drawing>
           <wp:inline distT="0" distB="0" distL="0" distR="0" wp14:anchorId="697D0E64" wp14:editId="7D9DEF03">
             <wp:extent cx="5486400" cy="5457825"/>
@@ -1575,7 +1587,7 @@
                     <pic:cNvPicPr/>
                   </pic:nvPicPr>
                   <pic:blipFill>
-                    <a:blip r:embed="rId7"/>
+                    <a:blip r:embed="rId8"/>
                     <a:stretch>
                       <a:fillRect/>
                     </a:stretch>
@@ -1635,7 +1647,7 @@
                     <pic:cNvPicPr/>
                   </pic:nvPicPr>
                   <pic:blipFill>
-                    <a:blip r:embed="rId8"/>
+                    <a:blip r:embed="rId9"/>
                     <a:stretch>
                       <a:fillRect/>
                     </a:stretch>
@@ -1695,7 +1707,7 @@
                     <pic:cNvPicPr/>
                   </pic:nvPicPr>
                   <pic:blipFill>
-                    <a:blip r:embed="rId9"/>
+                    <a:blip r:embed="rId10"/>
                     <a:stretch>
                       <a:fillRect/>
                     </a:stretch>
@@ -1754,7 +1766,7 @@
                     <pic:cNvPicPr/>
                   </pic:nvPicPr>
                   <pic:blipFill>
-                    <a:blip r:embed="rId10"/>
+                    <a:blip r:embed="rId11"/>
                     <a:stretch>
                       <a:fillRect/>
                     </a:stretch>
@@ -3640,7 +3652,7 @@
       </w:r>
     </w:p>
     <w:p>
-      <w:hyperlink r:id="rId11">
+      <w:hyperlink r:id="rId12">
         <w:r>
           <w:rPr>
             <w:rFonts w:cs="Calibri"/>
@@ -5030,7 +5042,7 @@
         </w:rPr>
         <w:t xml:space="preserve">The </w:t>
       </w:r>
-      <w:hyperlink r:id="rId12">
+      <w:hyperlink r:id="rId13">
         <w:r>
           <w:rPr>
             <w:rFonts w:cs="Calibri"/>
@@ -5659,7 +5671,7 @@
         </w:rPr>
         <w:t xml:space="preserve">Manifests in </w:t>
       </w:r>
-      <w:hyperlink r:id="rId13">
+      <w:hyperlink r:id="rId14">
         <w:r>
           <w:rPr>
             <w:rFonts w:cs="Calibri"/>
@@ -6868,27 +6880,6 @@
       <w:r>
         <w:rPr>
           <w:rFonts w:cs="Calibri"/>
-        </w:rPr>
-        <w:t xml:space="preserve">*(screenshot captured live in this session — see </w:t>
-      </w:r>
-      <w:r>
-        <w:rPr>
-          <w:rFonts w:ascii="Consolas" w:hAnsi="Consolas" w:cs="Consolas"/>
-          <w:sz w:val="19"/>
-        </w:rPr>
-        <w:t>screenshots/README.md</w:t>
-      </w:r>
-      <w:r>
-        <w:rPr>
-          <w:rFonts w:cs="Calibri"/>
-        </w:rPr>
-        <w:t>.)*</w:t>
-      </w:r>
-    </w:p>
-    <w:p>
-      <w:r>
-        <w:rPr>
-          <w:rFonts w:cs="Calibri"/>
           <w:b/>
           <w:bCs/>
         </w:rPr>
@@ -7044,22 +7035,22 @@
           <w:rFonts w:ascii="Consolas" w:hAnsi="Consolas" w:cs="Consolas"/>
           <w:sz w:val="19"/>
         </w:rPr>
+        <w:t>logging.Formatter</w:t>
+      </w:r>
+      <w:r>
+        <w:rPr>
+          <w:rFonts w:cs="Calibri"/>
+        </w:rPr>
+        <w:t xml:space="preserve"> — directly greppable/queryable, and the log level is controlled by the</w:t>
+      </w:r>
+    </w:p>
+    <w:p>
+      <w:r>
+        <w:rPr>
+          <w:rFonts w:ascii="Consolas" w:hAnsi="Consolas" w:cs="Consolas"/>
+          <w:sz w:val="19"/>
+        </w:rPr>
         <w:lastRenderedPageBreak/>
-        <w:t>logging.Formatter</w:t>
-      </w:r>
-      <w:r>
-        <w:rPr>
-          <w:rFonts w:cs="Calibri"/>
-        </w:rPr>
-        <w:t xml:space="preserve"> — directly greppable/queryable, and the log level is controlled by the</w:t>
-      </w:r>
-    </w:p>
-    <w:p>
-      <w:r>
-        <w:rPr>
-          <w:rFonts w:ascii="Consolas" w:hAnsi="Consolas" w:cs="Consolas"/>
-          <w:sz w:val="19"/>
-        </w:rPr>
         <w:t>LOG_LEVEL</w:t>
       </w:r>
       <w:r>
@@ -7270,7 +7261,7 @@
       <w:pPr>
         <w:pStyle w:val="ListBullet"/>
       </w:pPr>
-      <w:hyperlink r:id="rId14">
+      <w:hyperlink r:id="rId15">
         <w:r>
           <w:rPr>
             <w:rFonts w:cs="Calibri"/>
@@ -7296,7 +7287,7 @@
       </w:r>
     </w:p>
     <w:p>
-      <w:hyperlink r:id="rId15">
+      <w:hyperlink r:id="rId16">
         <w:r>
           <w:rPr>
             <w:rFonts w:cs="Calibri"/>
@@ -7534,27 +7525,27 @@
           <w:rFonts w:ascii="Consolas" w:hAnsi="Consolas" w:cs="Consolas"/>
           <w:sz w:val="18"/>
         </w:rPr>
+        <w:t>configmap/grafana-dashboard-provider created</w:t>
+      </w:r>
+      <w:r>
+        <w:br/>
+      </w:r>
+      <w:r>
+        <w:rPr>
+          <w:rFonts w:ascii="Consolas" w:hAnsi="Consolas" w:cs="Consolas"/>
+          <w:sz w:val="18"/>
+        </w:rPr>
+        <w:t>deployment.apps/grafana created</w:t>
+      </w:r>
+      <w:r>
+        <w:br/>
+      </w:r>
+      <w:r>
+        <w:rPr>
+          <w:rFonts w:ascii="Consolas" w:hAnsi="Consolas" w:cs="Consolas"/>
+          <w:sz w:val="18"/>
+        </w:rPr>
         <w:lastRenderedPageBreak/>
-        <w:t>configmap/grafana-dashboard-provider created</w:t>
-      </w:r>
-      <w:r>
-        <w:br/>
-      </w:r>
-      <w:r>
-        <w:rPr>
-          <w:rFonts w:ascii="Consolas" w:hAnsi="Consolas" w:cs="Consolas"/>
-          <w:sz w:val="18"/>
-        </w:rPr>
-        <w:t>deployment.apps/grafana created</w:t>
-      </w:r>
-      <w:r>
-        <w:br/>
-      </w:r>
-      <w:r>
-        <w:rPr>
-          <w:rFonts w:ascii="Consolas" w:hAnsi="Consolas" w:cs="Consolas"/>
-          <w:sz w:val="18"/>
-        </w:rPr>
         <w:t>service/grafana created</w:t>
       </w:r>
       <w:r>
@@ -7714,19 +7705,6 @@
           <w:iCs/>
         </w:rPr>
         <w:t>`heart-risk-api (2/2 up)` — both `http://10.42.0.8x:8001/metrics` targets show state `UP`.</w:t>
-      </w:r>
-    </w:p>
-    <w:p>
-      <w:pPr>
-        <w:ind w:left="432"/>
-      </w:pPr>
-      <w:r>
-        <w:rPr>
-          <w:rFonts w:cs="Calibri"/>
-          <w:i/>
-          <w:iCs/>
-        </w:rPr>
-        <w:t>*(screenshot captured live in this session — see `screenshots/README.md`.)*</w:t>
       </w:r>
     </w:p>
     <w:p>
@@ -8323,7 +8301,6 @@
               <w:rPr>
                 <w:rFonts w:asciiTheme="majorHAnsi" w:hAnsiTheme="majorHAnsi" w:cs="Calibri"/>
               </w:rPr>
-              <w:lastRenderedPageBreak/>
               <w:t>API pods reporting (via Prometheus targets)</w:t>
             </w:r>
           </w:p>
@@ -8365,30 +8342,10 @@
       <w:r>
         <w:rPr>
           <w:rFonts w:cs="Calibri"/>
-        </w:rPr>
-        <w:t xml:space="preserve">*(screenshot captured live in this session — see </w:t>
-      </w:r>
-      <w:r>
-        <w:rPr>
-          <w:rFonts w:ascii="Consolas" w:hAnsi="Consolas" w:cs="Consolas"/>
-          <w:sz w:val="19"/>
-        </w:rPr>
-        <w:t>screenshots/README.md</w:t>
-      </w:r>
-      <w:r>
-        <w:rPr>
-          <w:rFonts w:cs="Calibri"/>
-        </w:rPr>
-        <w:t>.)*</w:t>
-      </w:r>
-    </w:p>
-    <w:p>
-      <w:r>
-        <w:rPr>
-          <w:rFonts w:cs="Calibri"/>
           <w:b/>
           <w:bCs/>
         </w:rPr>
+        <w:lastRenderedPageBreak/>
         <w:t>Teardown — clean removal, verified:</w:t>
       </w:r>
     </w:p>
@@ -8490,7 +8447,7 @@
                     <pic:cNvPicPr/>
                   </pic:nvPicPr>
                   <pic:blipFill>
-                    <a:blip r:embed="rId16"/>
+                    <a:blip r:embed="rId17"/>
                     <a:stretch>
                       <a:fillRect/>
                     </a:stretch>
@@ -9237,14 +9194,7 @@
               <w:rPr>
                 <w:rFonts w:asciiTheme="majorHAnsi" w:hAnsiTheme="majorHAnsi" w:cs="Calibri"/>
               </w:rPr>
-              <w:t xml:space="preserve">Gradient Boosting (lr=0.01, max_depth=2, </w:t>
-            </w:r>
-            <w:r>
-              <w:rPr>
-                <w:rFonts w:asciiTheme="majorHAnsi" w:hAnsiTheme="majorHAnsi" w:cs="Calibri"/>
-              </w:rPr>
-              <w:lastRenderedPageBreak/>
-              <w:t>n=200)</w:t>
+              <w:t>Gradient Boosting (lr=0.01, max_depth=2, n=200)</w:t>
             </w:r>
           </w:p>
         </w:tc>
@@ -9274,7 +9224,6 @@
               <w:rPr>
                 <w:rFonts w:eastAsiaTheme="minorEastAsia" w:cs="Calibri"/>
               </w:rPr>
-              <w:lastRenderedPageBreak/>
               <w:t>0.8840</w:t>
             </w:r>
           </w:p>
@@ -9470,7 +9419,7 @@
       </w:r>
     </w:p>
     <w:p>
-      <w:hyperlink r:id="rId17">
+      <w:hyperlink r:id="rId18">
         <w:r>
           <w:rPr>
             <w:rFonts w:cs="Calibri"/>
@@ -9494,7 +9443,7 @@
         </w:rPr>
         <w:t xml:space="preserve">precision-recall curves: </w:t>
       </w:r>
-      <w:hyperlink r:id="rId18">
+      <w:hyperlink r:id="rId19">
         <w:r>
           <w:rPr>
             <w:rFonts w:cs="Calibri"/>
@@ -9540,28 +9489,49 @@
     </w:p>
     <w:p>
       <w:pPr>
-        <w:ind w:left="432"/>
+        <w:rPr>
+          <w:b/>
+          <w:bCs/>
+        </w:rPr>
       </w:pPr>
       <w:r>
         <w:rPr>
           <w:rFonts w:cs="Calibri"/>
+          <w:b/>
+          <w:bCs/>
           <w:i/>
           <w:iCs/>
         </w:rPr>
-        <w:t>*"Model must serve correctly in an isolated environment (Docker container build/test proof</w:t>
+        <w:t xml:space="preserve">     </w:t>
+      </w:r>
+      <w:r>
+        <w:rPr>
+          <w:rFonts w:cs="Calibri"/>
+          <w:b/>
+          <w:bCs/>
+          <w:i/>
+          <w:iCs/>
+        </w:rPr>
+        <w:t>"Model must serve correctly in an isolated environment (Docker container build/test proof</w:t>
       </w:r>
     </w:p>
     <w:p>
       <w:pPr>
         <w:ind w:left="432"/>
+        <w:rPr>
+          <w:b/>
+          <w:bCs/>
+        </w:rPr>
       </w:pPr>
       <w:r>
         <w:rPr>
           <w:rFonts w:cs="Calibri"/>
+          <w:b/>
+          <w:bCs/>
           <w:i/>
           <w:iCs/>
         </w:rPr>
-        <w:t>required)."*</w:t>
+        <w:t>required)."</w:t>
       </w:r>
     </w:p>
     <w:p>
@@ -9730,14 +9700,20 @@
     <w:p>
       <w:pPr>
         <w:ind w:left="432"/>
+        <w:rPr>
+          <w:b/>
+          <w:bCs/>
+        </w:rPr>
       </w:pPr>
       <w:r>
         <w:rPr>
           <w:rFonts w:cs="Calibri"/>
+          <w:b/>
+          <w:bCs/>
           <w:i/>
           <w:iCs/>
         </w:rPr>
-        <w:t>*"Pipeline must fail on code or test errors and give clear logs."*</w:t>
+        <w:t>"Pipeline must fail on code or test errors and give clear logs."</w:t>
       </w:r>
     </w:p>
     <w:p>
@@ -9858,7 +9834,6 @@
         <w:rPr>
           <w:rFonts w:cs="Calibri"/>
         </w:rPr>
-        <w:lastRenderedPageBreak/>
         <w:t>GitHub Actions UI, before any model is trained or any image is built.</w:t>
       </w:r>
     </w:p>
@@ -9923,6 +9898,7 @@
           <w:rFonts w:ascii="Consolas" w:hAnsi="Consolas" w:cs="Consolas"/>
           <w:sz w:val="18"/>
         </w:rPr>
+        <w:lastRenderedPageBreak/>
         <w:t>│   ├── k8s/                     # namespace, configmap, deployment, services, HPA</w:t>
       </w:r>
       <w:r>
@@ -9973,7 +9949,7 @@
           <w:rFonts w:ascii="Consolas" w:hAnsi="Consolas" w:cs="Consolas"/>
           <w:sz w:val="18"/>
         </w:rPr>
-        <w:t>├── screenshots/, recordings/    # evidence for submission (see their README files)</w:t>
+        <w:t>├── recordings/    # evidence for submission</w:t>
       </w:r>
       <w:r>
         <w:br/>
@@ -21631,6 +21607,29 @@
       </w:tcPr>
     </w:tblStylePr>
   </w:style>
+  <w:style w:type="character" w:styleId="Hyperlink">
+    <w:name w:val="Hyperlink"/>
+    <w:basedOn w:val="DefaultParagraphFont"/>
+    <w:uiPriority w:val="99"/>
+    <w:unhideWhenUsed/>
+    <w:rsid w:val="00844176"/>
+    <w:rPr>
+      <w:color w:val="0000FF" w:themeColor="hyperlink"/>
+      <w:u w:val="single"/>
+    </w:rPr>
+  </w:style>
+  <w:style w:type="character" w:styleId="UnresolvedMention">
+    <w:name w:val="Unresolved Mention"/>
+    <w:basedOn w:val="DefaultParagraphFont"/>
+    <w:uiPriority w:val="99"/>
+    <w:semiHidden/>
+    <w:unhideWhenUsed/>
+    <w:rsid w:val="00844176"/>
+    <w:rPr>
+      <w:color w:val="605E5C"/>
+      <w:shd w:val="clear" w:color="auto" w:fill="E1DFDD"/>
+    </w:rPr>
+  </w:style>
 </w:styles>
 </file>
 
